--- a/lab2/lab2.docx
+++ b/lab2/lab2.docx
@@ -3265,6 +3265,8 @@
       <w:pPr>
         <w:rPr>
           <w:rFonts w:ascii="Times New Roman" w:eastAsia="Calibri" w:hAnsi="Times New Roman"/>
+          <w:b/>
+          <w:bCs/>
           <w:kern w:val="0"/>
           <w:sz w:val="28"/>
           <w:szCs w:val="28"/>
@@ -3275,6 +3277,8 @@
       <w:r>
         <w:rPr>
           <w:rFonts w:ascii="Times New Roman" w:eastAsia="Calibri" w:hAnsi="Times New Roman"/>
+          <w:b/>
+          <w:bCs/>
           <w:kern w:val="0"/>
           <w:sz w:val="28"/>
           <w:szCs w:val="28"/>
@@ -3530,6 +3534,8 @@
       <w:pPr>
         <w:rPr>
           <w:rFonts w:ascii="Times New Roman" w:eastAsia="Calibri" w:hAnsi="Times New Roman"/>
+          <w:b/>
+          <w:bCs/>
           <w:kern w:val="0"/>
           <w:sz w:val="28"/>
           <w:szCs w:val="28"/>
@@ -3540,6 +3546,8 @@
       <w:r>
         <w:rPr>
           <w:rFonts w:ascii="Times New Roman" w:eastAsia="Calibri" w:hAnsi="Times New Roman"/>
+          <w:b/>
+          <w:bCs/>
           <w:kern w:val="0"/>
           <w:sz w:val="28"/>
           <w:szCs w:val="28"/>
